--- a/Chapter_5_Routing_Basic/Chapter_5_Routing_Basic.docx
+++ b/Chapter_5_Routing_Basic/Chapter_5_Routing_Basic.docx
@@ -199,16 +199,603 @@
       </w:hyperlink>
     </w:p>
     <w:p/>
-    <w:p/>
-    <w:p/>
-    <w:p/>
     <w:p>
       <w:pPr>
         <w:ind w:right="-1"/>
       </w:pPr>
+      <w:r>
+        <w:rPr>
+          <w:noProof/>
+        </w:rPr>
+        <w:lastRenderedPageBreak/>
+        <w:drawing>
+          <wp:inline distT="0" distB="0" distL="0" distR="0" wp14:anchorId="43BDA6B5" wp14:editId="6275BD29">
+            <wp:extent cx="6741160" cy="3221355"/>
+            <wp:effectExtent l="0" t="0" r="2540" b="0"/>
+            <wp:docPr id="6" name="Picture 6"/>
+            <wp:cNvGraphicFramePr>
+              <a:graphicFrameLocks xmlns:a="http://schemas.openxmlformats.org/drawingml/2006/main" noChangeAspect="1"/>
+            </wp:cNvGraphicFramePr>
+            <a:graphic xmlns:a="http://schemas.openxmlformats.org/drawingml/2006/main">
+              <a:graphicData uri="http://schemas.openxmlformats.org/drawingml/2006/picture">
+                <pic:pic xmlns:pic="http://schemas.openxmlformats.org/drawingml/2006/picture">
+                  <pic:nvPicPr>
+                    <pic:cNvPr id="0" name="Picture 3"/>
+                    <pic:cNvPicPr>
+                      <a:picLocks noChangeAspect="1" noChangeArrowheads="1"/>
+                    </pic:cNvPicPr>
+                  </pic:nvPicPr>
+                  <pic:blipFill>
+                    <a:blip r:embed="rId11">
+                      <a:extLst>
+                        <a:ext uri="{28A0092B-C50C-407E-A947-70E740481C1C}">
+                          <a14:useLocalDpi xmlns:a14="http://schemas.microsoft.com/office/drawing/2010/main" val="0"/>
+                        </a:ext>
+                      </a:extLst>
+                    </a:blip>
+                    <a:srcRect/>
+                    <a:stretch>
+                      <a:fillRect/>
+                    </a:stretch>
+                  </pic:blipFill>
+                  <pic:spPr bwMode="auto">
+                    <a:xfrm>
+                      <a:off x="0" y="0"/>
+                      <a:ext cx="6741160" cy="3221355"/>
+                    </a:xfrm>
+                    <a:prstGeom prst="rect">
+                      <a:avLst/>
+                    </a:prstGeom>
+                    <a:noFill/>
+                    <a:ln>
+                      <a:noFill/>
+                    </a:ln>
+                  </pic:spPr>
+                </pic:pic>
+              </a:graphicData>
+            </a:graphic>
+          </wp:inline>
+        </w:drawing>
+      </w:r>
+    </w:p>
+    <w:p>
+      <w:pPr>
+        <w:ind w:right="-1"/>
+      </w:pPr>
+      <w:r>
+        <w:rPr>
+          <w:noProof/>
+        </w:rPr>
+        <mc:AlternateContent>
+          <mc:Choice Requires="wps">
+            <w:drawing>
+              <wp:anchor distT="0" distB="0" distL="114300" distR="114300" simplePos="0" relativeHeight="251659264" behindDoc="0" locked="0" layoutInCell="1" allowOverlap="1" wp14:anchorId="73A08695" wp14:editId="1D66A6C8">
+                <wp:simplePos x="0" y="0"/>
+                <wp:positionH relativeFrom="column">
+                  <wp:posOffset>37465</wp:posOffset>
+                </wp:positionH>
+                <wp:positionV relativeFrom="paragraph">
+                  <wp:posOffset>1256030</wp:posOffset>
+                </wp:positionV>
+                <wp:extent cx="6678507" cy="541867"/>
+                <wp:effectExtent l="0" t="0" r="27305" b="10795"/>
+                <wp:wrapNone/>
+                <wp:docPr id="15" name="Rectangle 15"/>
+                <wp:cNvGraphicFramePr/>
+                <a:graphic xmlns:a="http://schemas.openxmlformats.org/drawingml/2006/main">
+                  <a:graphicData uri="http://schemas.microsoft.com/office/word/2010/wordprocessingShape">
+                    <wps:wsp>
+                      <wps:cNvSpPr/>
+                      <wps:spPr>
+                        <a:xfrm>
+                          <a:off x="0" y="0"/>
+                          <a:ext cx="6678507" cy="541867"/>
+                        </a:xfrm>
+                        <a:prstGeom prst="rect">
+                          <a:avLst/>
+                        </a:prstGeom>
+                        <a:noFill/>
+                        <a:ln>
+                          <a:solidFill>
+                            <a:srgbClr val="FF0000"/>
+                          </a:solidFill>
+                        </a:ln>
+                      </wps:spPr>
+                      <wps:style>
+                        <a:lnRef idx="2">
+                          <a:schemeClr val="accent1">
+                            <a:shade val="50000"/>
+                          </a:schemeClr>
+                        </a:lnRef>
+                        <a:fillRef idx="1">
+                          <a:schemeClr val="accent1"/>
+                        </a:fillRef>
+                        <a:effectRef idx="0">
+                          <a:schemeClr val="accent1"/>
+                        </a:effectRef>
+                        <a:fontRef idx="minor">
+                          <a:schemeClr val="lt1"/>
+                        </a:fontRef>
+                      </wps:style>
+                      <wps:bodyPr rot="0" spcFirstLastPara="0" vertOverflow="overflow" horzOverflow="overflow" vert="horz" wrap="square" lIns="91440" tIns="45720" rIns="91440" bIns="45720" numCol="1" spcCol="0" rtlCol="0" fromWordArt="0" anchor="ctr" anchorCtr="0" forceAA="0" compatLnSpc="1">
+                        <a:prstTxWarp prst="textNoShape">
+                          <a:avLst/>
+                        </a:prstTxWarp>
+                        <a:noAutofit/>
+                      </wps:bodyPr>
+                    </wps:wsp>
+                  </a:graphicData>
+                </a:graphic>
+                <wp14:sizeRelV relativeFrom="margin">
+                  <wp14:pctHeight>0</wp14:pctHeight>
+                </wp14:sizeRelV>
+              </wp:anchor>
+            </w:drawing>
+          </mc:Choice>
+          <mc:Fallback>
+            <w:pict>
+              <v:rect w14:anchorId="53983624" id="Rectangle 15" o:spid="_x0000_s1026" style="position:absolute;margin-left:2.95pt;margin-top:98.9pt;width:525.85pt;height:42.65pt;z-index:251659264;visibility:visible;mso-wrap-style:square;mso-height-percent:0;mso-wrap-distance-left:9pt;mso-wrap-distance-top:0;mso-wrap-distance-right:9pt;mso-wrap-distance-bottom:0;mso-position-horizontal:absolute;mso-position-horizontal-relative:text;mso-position-vertical:absolute;mso-position-vertical-relative:text;mso-height-percent:0;mso-height-relative:margin;v-text-anchor:middle" o:gfxdata="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" filled="f" strokecolor="red" strokeweight="1pt"/>
+            </w:pict>
+          </mc:Fallback>
+        </mc:AlternateContent>
+      </w:r>
+      <w:r>
+        <w:rPr>
+          <w:noProof/>
+        </w:rPr>
+        <w:drawing>
+          <wp:inline distT="0" distB="0" distL="0" distR="0" wp14:anchorId="2FCB71FA" wp14:editId="6BB41187">
+            <wp:extent cx="6741160" cy="2976880"/>
+            <wp:effectExtent l="0" t="0" r="2540" b="0"/>
+            <wp:docPr id="7" name="Picture 7"/>
+            <wp:cNvGraphicFramePr>
+              <a:graphicFrameLocks xmlns:a="http://schemas.openxmlformats.org/drawingml/2006/main" noChangeAspect="1"/>
+            </wp:cNvGraphicFramePr>
+            <a:graphic xmlns:a="http://schemas.openxmlformats.org/drawingml/2006/main">
+              <a:graphicData uri="http://schemas.openxmlformats.org/drawingml/2006/picture">
+                <pic:pic xmlns:pic="http://schemas.openxmlformats.org/drawingml/2006/picture">
+                  <pic:nvPicPr>
+                    <pic:cNvPr id="0" name="Picture 4"/>
+                    <pic:cNvPicPr>
+                      <a:picLocks noChangeAspect="1" noChangeArrowheads="1"/>
+                    </pic:cNvPicPr>
+                  </pic:nvPicPr>
+                  <pic:blipFill>
+                    <a:blip r:embed="rId12">
+                      <a:extLst>
+                        <a:ext uri="{28A0092B-C50C-407E-A947-70E740481C1C}">
+                          <a14:useLocalDpi xmlns:a14="http://schemas.microsoft.com/office/drawing/2010/main" val="0"/>
+                        </a:ext>
+                      </a:extLst>
+                    </a:blip>
+                    <a:srcRect/>
+                    <a:stretch>
+                      <a:fillRect/>
+                    </a:stretch>
+                  </pic:blipFill>
+                  <pic:spPr bwMode="auto">
+                    <a:xfrm>
+                      <a:off x="0" y="0"/>
+                      <a:ext cx="6741160" cy="2976880"/>
+                    </a:xfrm>
+                    <a:prstGeom prst="rect">
+                      <a:avLst/>
+                    </a:prstGeom>
+                    <a:noFill/>
+                    <a:ln>
+                      <a:noFill/>
+                    </a:ln>
+                  </pic:spPr>
+                </pic:pic>
+              </a:graphicData>
+            </a:graphic>
+          </wp:inline>
+        </w:drawing>
+      </w:r>
+    </w:p>
+    <w:p>
+      <w:pPr>
+        <w:ind w:right="-1"/>
+      </w:pPr>
+      <w:r>
+        <w:rPr>
+          <w:noProof/>
+        </w:rPr>
+        <w:lastRenderedPageBreak/>
+        <mc:AlternateContent>
+          <mc:Choice Requires="wps">
+            <w:drawing>
+              <wp:anchor distT="0" distB="0" distL="114300" distR="114300" simplePos="0" relativeHeight="251660288" behindDoc="0" locked="0" layoutInCell="1" allowOverlap="1" wp14:anchorId="6B4B9157" wp14:editId="64588EA8">
+                <wp:simplePos x="0" y="0"/>
+                <wp:positionH relativeFrom="column">
+                  <wp:posOffset>-37042</wp:posOffset>
+                </wp:positionH>
+                <wp:positionV relativeFrom="paragraph">
+                  <wp:posOffset>3068320</wp:posOffset>
+                </wp:positionV>
+                <wp:extent cx="6753014" cy="629708"/>
+                <wp:effectExtent l="0" t="0" r="10160" b="18415"/>
+                <wp:wrapNone/>
+                <wp:docPr id="17" name="Rectangle 17"/>
+                <wp:cNvGraphicFramePr/>
+                <a:graphic xmlns:a="http://schemas.openxmlformats.org/drawingml/2006/main">
+                  <a:graphicData uri="http://schemas.microsoft.com/office/word/2010/wordprocessingShape">
+                    <wps:wsp>
+                      <wps:cNvSpPr/>
+                      <wps:spPr>
+                        <a:xfrm>
+                          <a:off x="0" y="0"/>
+                          <a:ext cx="6753014" cy="629708"/>
+                        </a:xfrm>
+                        <a:prstGeom prst="rect">
+                          <a:avLst/>
+                        </a:prstGeom>
+                        <a:noFill/>
+                        <a:ln>
+                          <a:solidFill>
+                            <a:srgbClr val="FF0000"/>
+                          </a:solidFill>
+                        </a:ln>
+                      </wps:spPr>
+                      <wps:style>
+                        <a:lnRef idx="2">
+                          <a:schemeClr val="accent1">
+                            <a:shade val="50000"/>
+                          </a:schemeClr>
+                        </a:lnRef>
+                        <a:fillRef idx="1">
+                          <a:schemeClr val="accent1"/>
+                        </a:fillRef>
+                        <a:effectRef idx="0">
+                          <a:schemeClr val="accent1"/>
+                        </a:effectRef>
+                        <a:fontRef idx="minor">
+                          <a:schemeClr val="lt1"/>
+                        </a:fontRef>
+                      </wps:style>
+                      <wps:bodyPr rot="0" spcFirstLastPara="0" vertOverflow="overflow" horzOverflow="overflow" vert="horz" wrap="square" lIns="91440" tIns="45720" rIns="91440" bIns="45720" numCol="1" spcCol="0" rtlCol="0" fromWordArt="0" anchor="ctr" anchorCtr="0" forceAA="0" compatLnSpc="1">
+                        <a:prstTxWarp prst="textNoShape">
+                          <a:avLst/>
+                        </a:prstTxWarp>
+                        <a:noAutofit/>
+                      </wps:bodyPr>
+                    </wps:wsp>
+                  </a:graphicData>
+                </a:graphic>
+                <wp14:sizeRelV relativeFrom="margin">
+                  <wp14:pctHeight>0</wp14:pctHeight>
+                </wp14:sizeRelV>
+              </wp:anchor>
+            </w:drawing>
+          </mc:Choice>
+          <mc:Fallback>
+            <w:pict>
+              <v:rect w14:anchorId="0A1E02D5" id="Rectangle 17" o:spid="_x0000_s1026" style="position:absolute;margin-left:-2.9pt;margin-top:241.6pt;width:531.75pt;height:49.6pt;z-index:251660288;visibility:visible;mso-wrap-style:square;mso-height-percent:0;mso-wrap-distance-left:9pt;mso-wrap-distance-top:0;mso-wrap-distance-right:9pt;mso-wrap-distance-bottom:0;mso-position-horizontal:absolute;mso-position-horizontal-relative:text;mso-position-vertical:absolute;mso-position-vertical-relative:text;mso-height-percent:0;mso-height-relative:margin;v-text-anchor:middle" o:gfxdata="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" filled="f" strokecolor="red" strokeweight="1pt"/>
+            </w:pict>
+          </mc:Fallback>
+        </mc:AlternateContent>
+      </w:r>
+      <w:r>
+        <w:rPr>
+          <w:noProof/>
+        </w:rPr>
+        <w:drawing>
+          <wp:inline distT="0" distB="0" distL="0" distR="0" wp14:anchorId="6BEB1FBF" wp14:editId="2C954234">
+            <wp:extent cx="6739255" cy="2946400"/>
+            <wp:effectExtent l="0" t="0" r="4445" b="6350"/>
+            <wp:docPr id="16" name="Picture 16"/>
+            <wp:cNvGraphicFramePr>
+              <a:graphicFrameLocks xmlns:a="http://schemas.openxmlformats.org/drawingml/2006/main" noChangeAspect="1"/>
+            </wp:cNvGraphicFramePr>
+            <a:graphic xmlns:a="http://schemas.openxmlformats.org/drawingml/2006/main">
+              <a:graphicData uri="http://schemas.openxmlformats.org/drawingml/2006/picture">
+                <pic:pic xmlns:pic="http://schemas.openxmlformats.org/drawingml/2006/picture">
+                  <pic:nvPicPr>
+                    <pic:cNvPr id="0" name="Picture 12"/>
+                    <pic:cNvPicPr>
+                      <a:picLocks noChangeAspect="1" noChangeArrowheads="1"/>
+                    </pic:cNvPicPr>
+                  </pic:nvPicPr>
+                  <pic:blipFill>
+                    <a:blip r:embed="rId13">
+                      <a:extLst>
+                        <a:ext uri="{28A0092B-C50C-407E-A947-70E740481C1C}">
+                          <a14:useLocalDpi xmlns:a14="http://schemas.microsoft.com/office/drawing/2010/main" val="0"/>
+                        </a:ext>
+                      </a:extLst>
+                    </a:blip>
+                    <a:srcRect/>
+                    <a:stretch>
+                      <a:fillRect/>
+                    </a:stretch>
+                  </pic:blipFill>
+                  <pic:spPr bwMode="auto">
+                    <a:xfrm>
+                      <a:off x="0" y="0"/>
+                      <a:ext cx="6739255" cy="2946400"/>
+                    </a:xfrm>
+                    <a:prstGeom prst="rect">
+                      <a:avLst/>
+                    </a:prstGeom>
+                    <a:noFill/>
+                    <a:ln>
+                      <a:noFill/>
+                    </a:ln>
+                  </pic:spPr>
+                </pic:pic>
+              </a:graphicData>
+            </a:graphic>
+          </wp:inline>
+        </w:drawing>
+      </w:r>
+    </w:p>
+    <w:p>
+      <w:pPr>
+        <w:ind w:right="-1"/>
+      </w:pPr>
+      <w:r>
+        <w:rPr>
+          <w:noProof/>
+        </w:rPr>
+        <w:drawing>
+          <wp:inline distT="0" distB="0" distL="0" distR="0" wp14:anchorId="34B4E341" wp14:editId="77559E1C">
+            <wp:extent cx="6751955" cy="3391535"/>
+            <wp:effectExtent l="0" t="0" r="0" b="0"/>
+            <wp:docPr id="10" name="Picture 10"/>
+            <wp:cNvGraphicFramePr>
+              <a:graphicFrameLocks xmlns:a="http://schemas.openxmlformats.org/drawingml/2006/main" noChangeAspect="1"/>
+            </wp:cNvGraphicFramePr>
+            <a:graphic xmlns:a="http://schemas.openxmlformats.org/drawingml/2006/main">
+              <a:graphicData uri="http://schemas.openxmlformats.org/drawingml/2006/picture">
+                <pic:pic xmlns:pic="http://schemas.openxmlformats.org/drawingml/2006/picture">
+                  <pic:nvPicPr>
+                    <pic:cNvPr id="0" name="Picture 7"/>
+                    <pic:cNvPicPr>
+                      <a:picLocks noChangeAspect="1" noChangeArrowheads="1"/>
+                    </pic:cNvPicPr>
+                  </pic:nvPicPr>
+                  <pic:blipFill>
+                    <a:blip r:embed="rId14">
+                      <a:extLst>
+                        <a:ext uri="{28A0092B-C50C-407E-A947-70E740481C1C}">
+                          <a14:useLocalDpi xmlns:a14="http://schemas.microsoft.com/office/drawing/2010/main" val="0"/>
+                        </a:ext>
+                      </a:extLst>
+                    </a:blip>
+                    <a:srcRect/>
+                    <a:stretch>
+                      <a:fillRect/>
+                    </a:stretch>
+                  </pic:blipFill>
+                  <pic:spPr bwMode="auto">
+                    <a:xfrm>
+                      <a:off x="0" y="0"/>
+                      <a:ext cx="6751955" cy="3391535"/>
+                    </a:xfrm>
+                    <a:prstGeom prst="rect">
+                      <a:avLst/>
+                    </a:prstGeom>
+                    <a:noFill/>
+                    <a:ln>
+                      <a:noFill/>
+                    </a:ln>
+                  </pic:spPr>
+                </pic:pic>
+              </a:graphicData>
+            </a:graphic>
+          </wp:inline>
+        </w:drawing>
+      </w:r>
+    </w:p>
+    <w:p>
+      <w:pPr>
+        <w:ind w:right="-1"/>
+      </w:pPr>
+      <w:r>
+        <w:rPr>
+          <w:noProof/>
+        </w:rPr>
+        <w:lastRenderedPageBreak/>
+        <w:drawing>
+          <wp:inline distT="0" distB="0" distL="0" distR="0" wp14:anchorId="647BD830" wp14:editId="503B87E5">
+            <wp:extent cx="6741160" cy="3179445"/>
+            <wp:effectExtent l="0" t="0" r="2540" b="1905"/>
+            <wp:docPr id="12" name="Picture 12"/>
+            <wp:cNvGraphicFramePr>
+              <a:graphicFrameLocks xmlns:a="http://schemas.openxmlformats.org/drawingml/2006/main" noChangeAspect="1"/>
+            </wp:cNvGraphicFramePr>
+            <a:graphic xmlns:a="http://schemas.openxmlformats.org/drawingml/2006/main">
+              <a:graphicData uri="http://schemas.openxmlformats.org/drawingml/2006/picture">
+                <pic:pic xmlns:pic="http://schemas.openxmlformats.org/drawingml/2006/picture">
+                  <pic:nvPicPr>
+                    <pic:cNvPr id="0" name="Picture 9"/>
+                    <pic:cNvPicPr>
+                      <a:picLocks noChangeAspect="1" noChangeArrowheads="1"/>
+                    </pic:cNvPicPr>
+                  </pic:nvPicPr>
+                  <pic:blipFill>
+                    <a:blip r:embed="rId15">
+                      <a:extLst>
+                        <a:ext uri="{28A0092B-C50C-407E-A947-70E740481C1C}">
+                          <a14:useLocalDpi xmlns:a14="http://schemas.microsoft.com/office/drawing/2010/main" val="0"/>
+                        </a:ext>
+                      </a:extLst>
+                    </a:blip>
+                    <a:srcRect/>
+                    <a:stretch>
+                      <a:fillRect/>
+                    </a:stretch>
+                  </pic:blipFill>
+                  <pic:spPr bwMode="auto">
+                    <a:xfrm>
+                      <a:off x="0" y="0"/>
+                      <a:ext cx="6741160" cy="3179445"/>
+                    </a:xfrm>
+                    <a:prstGeom prst="rect">
+                      <a:avLst/>
+                    </a:prstGeom>
+                    <a:noFill/>
+                    <a:ln>
+                      <a:noFill/>
+                    </a:ln>
+                  </pic:spPr>
+                </pic:pic>
+              </a:graphicData>
+            </a:graphic>
+          </wp:inline>
+        </w:drawing>
+      </w:r>
+    </w:p>
+    <w:p>
+      <w:pPr>
+        <w:ind w:right="-1"/>
+      </w:pPr>
+      <w:r>
+        <w:rPr>
+          <w:noProof/>
+        </w:rPr>
+        <w:drawing>
+          <wp:inline distT="0" distB="0" distL="0" distR="0" wp14:anchorId="48C160D3" wp14:editId="6F60A403">
+            <wp:extent cx="6741160" cy="2456180"/>
+            <wp:effectExtent l="0" t="0" r="2540" b="1270"/>
+            <wp:docPr id="13" name="Picture 13"/>
+            <wp:cNvGraphicFramePr>
+              <a:graphicFrameLocks xmlns:a="http://schemas.openxmlformats.org/drawingml/2006/main" noChangeAspect="1"/>
+            </wp:cNvGraphicFramePr>
+            <a:graphic xmlns:a="http://schemas.openxmlformats.org/drawingml/2006/main">
+              <a:graphicData uri="http://schemas.openxmlformats.org/drawingml/2006/picture">
+                <pic:pic xmlns:pic="http://schemas.openxmlformats.org/drawingml/2006/picture">
+                  <pic:nvPicPr>
+                    <pic:cNvPr id="0" name="Picture 10"/>
+                    <pic:cNvPicPr>
+                      <a:picLocks noChangeAspect="1" noChangeArrowheads="1"/>
+                    </pic:cNvPicPr>
+                  </pic:nvPicPr>
+                  <pic:blipFill>
+                    <a:blip r:embed="rId16">
+                      <a:extLst>
+                        <a:ext uri="{28A0092B-C50C-407E-A947-70E740481C1C}">
+                          <a14:useLocalDpi xmlns:a14="http://schemas.microsoft.com/office/drawing/2010/main" val="0"/>
+                        </a:ext>
+                      </a:extLst>
+                    </a:blip>
+                    <a:srcRect/>
+                    <a:stretch>
+                      <a:fillRect/>
+                    </a:stretch>
+                  </pic:blipFill>
+                  <pic:spPr bwMode="auto">
+                    <a:xfrm>
+                      <a:off x="0" y="0"/>
+                      <a:ext cx="6741160" cy="2456180"/>
+                    </a:xfrm>
+                    <a:prstGeom prst="rect">
+                      <a:avLst/>
+                    </a:prstGeom>
+                    <a:noFill/>
+                    <a:ln>
+                      <a:noFill/>
+                    </a:ln>
+                  </pic:spPr>
+                </pic:pic>
+              </a:graphicData>
+            </a:graphic>
+          </wp:inline>
+        </w:drawing>
+      </w:r>
+      <w:hyperlink r:id="rId17" w:history="1">
+        <w:r>
+          <w:rPr>
+            <w:rStyle w:val="Hyperlink"/>
+          </w:rPr>
+          <w:t>https://info.support.huawei.com/info-finder/encyclopedia/en/IP+routing.html</w:t>
+        </w:r>
+      </w:hyperlink>
+    </w:p>
+    <w:p>
+      <w:pPr>
+        <w:ind w:right="-1"/>
+      </w:pPr>
+    </w:p>
+    <w:p>
+      <w:pPr>
+        <w:ind w:right="-1"/>
+      </w:pPr>
+      <w:r>
+        <w:rPr>
+          <w:noProof/>
+        </w:rPr>
+        <w:lastRenderedPageBreak/>
+        <w:drawing>
+          <wp:inline distT="0" distB="0" distL="0" distR="0" wp14:anchorId="177BB919" wp14:editId="2DEFAC63">
+            <wp:extent cx="6741160" cy="2881630"/>
+            <wp:effectExtent l="0" t="0" r="2540" b="0"/>
+            <wp:docPr id="14" name="Picture 14"/>
+            <wp:cNvGraphicFramePr>
+              <a:graphicFrameLocks xmlns:a="http://schemas.openxmlformats.org/drawingml/2006/main" noChangeAspect="1"/>
+            </wp:cNvGraphicFramePr>
+            <a:graphic xmlns:a="http://schemas.openxmlformats.org/drawingml/2006/main">
+              <a:graphicData uri="http://schemas.openxmlformats.org/drawingml/2006/picture">
+                <pic:pic xmlns:pic="http://schemas.openxmlformats.org/drawingml/2006/picture">
+                  <pic:nvPicPr>
+                    <pic:cNvPr id="0" name="Picture 11"/>
+                    <pic:cNvPicPr>
+                      <a:picLocks noChangeAspect="1" noChangeArrowheads="1"/>
+                    </pic:cNvPicPr>
+                  </pic:nvPicPr>
+                  <pic:blipFill>
+                    <a:blip r:embed="rId18">
+                      <a:extLst>
+                        <a:ext uri="{28A0092B-C50C-407E-A947-70E740481C1C}">
+                          <a14:useLocalDpi xmlns:a14="http://schemas.microsoft.com/office/drawing/2010/main" val="0"/>
+                        </a:ext>
+                      </a:extLst>
+                    </a:blip>
+                    <a:srcRect/>
+                    <a:stretch>
+                      <a:fillRect/>
+                    </a:stretch>
+                  </pic:blipFill>
+                  <pic:spPr bwMode="auto">
+                    <a:xfrm>
+                      <a:off x="0" y="0"/>
+                      <a:ext cx="6741160" cy="2881630"/>
+                    </a:xfrm>
+                    <a:prstGeom prst="rect">
+                      <a:avLst/>
+                    </a:prstGeom>
+                    <a:noFill/>
+                    <a:ln>
+                      <a:noFill/>
+                    </a:ln>
+                  </pic:spPr>
+                </pic:pic>
+              </a:graphicData>
+            </a:graphic>
+          </wp:inline>
+        </w:drawing>
+      </w:r>
+    </w:p>
+    <w:p>
+      <w:pPr>
+        <w:ind w:right="-1"/>
+      </w:pPr>
+      <w:hyperlink r:id="rId19" w:history="1">
+        <w:r>
+          <w:rPr>
+            <w:rStyle w:val="Hyperlink"/>
+          </w:rPr>
+          <w:t>https://support.huawei.com/enterprise/en/doc/EDOC1100380849/3c948c33/configuring-longest-match-for-multicast-route-selection</w:t>
+        </w:r>
+      </w:hyperlink>
+    </w:p>
+    <w:p>
+      <w:pPr>
+        <w:ind w:right="-1"/>
+      </w:pPr>
     </w:p>
     <w:sectPr>
-      <w:headerReference w:type="default" r:id="rId11"/>
+      <w:headerReference w:type="default" r:id="rId20"/>
       <w:pgSz w:w="11906" w:h="16838"/>
       <w:pgMar w:top="1440" w:right="566" w:bottom="1440" w:left="709" w:header="708" w:footer="708" w:gutter="0"/>
       <w:cols w:space="708"/>

--- a/Chapter_5_Routing_Basic/Chapter_5_Routing_Basic.docx
+++ b/Chapter_5_Routing_Basic/Chapter_5_Routing_Basic.docx
@@ -391,6 +391,32 @@
             </a:graphic>
           </wp:inline>
         </w:drawing>
+      </w:r>
+    </w:p>
+    <w:p>
+      <w:pPr>
+        <w:ind w:right="-1"/>
+        <w:rPr>
+          <w:b/>
+          <w:bCs/>
+          <w:color w:val="FF0000"/>
+        </w:rPr>
+      </w:pPr>
+      <w:r>
+        <w:rPr>
+          <w:b/>
+          <w:bCs/>
+          <w:color w:val="FF0000"/>
+        </w:rPr>
+        <w:t xml:space="preserve">For the preference, same destination = same IP address + same </w:t>
+      </w:r>
+      <w:r>
+        <w:rPr>
+          <w:b/>
+          <w:bCs/>
+          <w:color w:val="FF0000"/>
+        </w:rPr>
+        <w:t>mask</w:t>
       </w:r>
     </w:p>
     <w:p>
@@ -590,6 +616,45 @@
     <w:p>
       <w:pPr>
         <w:ind w:right="-1"/>
+        <w:rPr>
+          <w:b/>
+          <w:bCs/>
+          <w:color w:val="FF0000"/>
+        </w:rPr>
+      </w:pPr>
+      <w:r>
+        <w:rPr>
+          <w:b/>
+          <w:bCs/>
+          <w:color w:val="FF0000"/>
+        </w:rPr>
+        <w:t xml:space="preserve">For the preference, same destination = same IP address + same </w:t>
+      </w:r>
+      <w:r>
+        <w:rPr>
+          <w:b/>
+          <w:bCs/>
+          <w:color w:val="FF0000"/>
+        </w:rPr>
+        <w:t>mask</w:t>
+      </w:r>
+      <w:r>
+        <w:rPr>
+          <w:b/>
+          <w:bCs/>
+          <w:color w:val="FF0000"/>
+        </w:rPr>
+        <w:t xml:space="preserve">. If there routes with same destination but different preference values, only route with the smallest preference will be installed in the routing table. </w:t>
+      </w:r>
+    </w:p>
+    <w:p>
+      <w:pPr>
+        <w:ind w:right="-1"/>
+      </w:pPr>
+    </w:p>
+    <w:p>
+      <w:pPr>
+        <w:ind w:right="-1"/>
       </w:pPr>
       <w:r>
         <w:rPr>
@@ -727,10 +792,10 @@
         </w:rPr>
         <w:lastRenderedPageBreak/>
         <w:drawing>
-          <wp:inline distT="0" distB="0" distL="0" distR="0" wp14:anchorId="177BB919" wp14:editId="2DEFAC63">
-            <wp:extent cx="6741160" cy="2881630"/>
-            <wp:effectExtent l="0" t="0" r="2540" b="0"/>
-            <wp:docPr id="14" name="Picture 14"/>
+          <wp:inline distT="0" distB="0" distL="0" distR="0" wp14:anchorId="3167581D" wp14:editId="2E84FB89">
+            <wp:extent cx="6312747" cy="2572960"/>
+            <wp:effectExtent l="0" t="0" r="0" b="0"/>
+            <wp:docPr id="1" name="Picture 1"/>
             <wp:cNvGraphicFramePr>
               <a:graphicFrameLocks xmlns:a="http://schemas.openxmlformats.org/drawingml/2006/main" noChangeAspect="1"/>
             </wp:cNvGraphicFramePr>
@@ -738,7 +803,7 @@
               <a:graphicData uri="http://schemas.openxmlformats.org/drawingml/2006/picture">
                 <pic:pic xmlns:pic="http://schemas.openxmlformats.org/drawingml/2006/picture">
                   <pic:nvPicPr>
-                    <pic:cNvPr id="0" name="Picture 11"/>
+                    <pic:cNvPr id="0" name="Picture 1"/>
                     <pic:cNvPicPr>
                       <a:picLocks noChangeAspect="1" noChangeArrowheads="1"/>
                     </pic:cNvPicPr>
@@ -759,7 +824,7 @@
                   <pic:spPr bwMode="auto">
                     <a:xfrm>
                       <a:off x="0" y="0"/>
-                      <a:ext cx="6741160" cy="2881630"/>
+                      <a:ext cx="6318816" cy="2575434"/>
                     </a:xfrm>
                     <a:prstGeom prst="rect">
                       <a:avLst/>
@@ -779,20 +844,80 @@
     <w:p>
       <w:pPr>
         <w:ind w:right="-1"/>
-      </w:pPr>
-      <w:hyperlink r:id="rId19" w:history="1">
-        <w:r>
-          <w:rPr>
-            <w:rStyle w:val="Hyperlink"/>
-          </w:rPr>
-          <w:t>https://support.huawei.com/enterprise/en/doc/EDOC1100380849/3c948c33/configuring-longest-match-for-multicast-route-selection</w:t>
-        </w:r>
-      </w:hyperlink>
+        <w:rPr>
+          <w:b/>
+          <w:bCs/>
+          <w:sz w:val="28"/>
+          <w:szCs w:val="28"/>
+        </w:rPr>
+      </w:pPr>
+      <w:r>
+        <w:rPr>
+          <w:b/>
+          <w:bCs/>
+          <w:sz w:val="28"/>
+          <w:szCs w:val="28"/>
+        </w:rPr>
+        <w:t>Installation of routes in routing table</w:t>
+      </w:r>
     </w:p>
     <w:p>
       <w:pPr>
         <w:ind w:right="-1"/>
       </w:pPr>
+      <w:r>
+        <w:rPr>
+          <w:noProof/>
+        </w:rPr>
+        <w:drawing>
+          <wp:inline distT="0" distB="0" distL="0" distR="0" wp14:anchorId="6F8C2809" wp14:editId="05D8B82C">
+            <wp:extent cx="5926455" cy="5486400"/>
+            <wp:effectExtent l="0" t="0" r="0" b="0"/>
+            <wp:docPr id="5" name="Picture 5"/>
+            <wp:cNvGraphicFramePr>
+              <a:graphicFrameLocks xmlns:a="http://schemas.openxmlformats.org/drawingml/2006/main" noChangeAspect="1"/>
+            </wp:cNvGraphicFramePr>
+            <a:graphic xmlns:a="http://schemas.openxmlformats.org/drawingml/2006/main">
+              <a:graphicData uri="http://schemas.openxmlformats.org/drawingml/2006/picture">
+                <pic:pic xmlns:pic="http://schemas.openxmlformats.org/drawingml/2006/picture">
+                  <pic:nvPicPr>
+                    <pic:cNvPr id="0" name="Picture 3"/>
+                    <pic:cNvPicPr>
+                      <a:picLocks noChangeAspect="1" noChangeArrowheads="1"/>
+                    </pic:cNvPicPr>
+                  </pic:nvPicPr>
+                  <pic:blipFill>
+                    <a:blip r:embed="rId19">
+                      <a:extLst>
+                        <a:ext uri="{28A0092B-C50C-407E-A947-70E740481C1C}">
+                          <a14:useLocalDpi xmlns:a14="http://schemas.microsoft.com/office/drawing/2010/main" val="0"/>
+                        </a:ext>
+                      </a:extLst>
+                    </a:blip>
+                    <a:srcRect/>
+                    <a:stretch>
+                      <a:fillRect/>
+                    </a:stretch>
+                  </pic:blipFill>
+                  <pic:spPr bwMode="auto">
+                    <a:xfrm>
+                      <a:off x="0" y="0"/>
+                      <a:ext cx="5926455" cy="5486400"/>
+                    </a:xfrm>
+                    <a:prstGeom prst="rect">
+                      <a:avLst/>
+                    </a:prstGeom>
+                    <a:noFill/>
+                    <a:ln>
+                      <a:noFill/>
+                    </a:ln>
+                  </pic:spPr>
+                </pic:pic>
+              </a:graphicData>
+            </a:graphic>
+          </wp:inline>
+        </w:drawing>
+      </w:r>
     </w:p>
     <w:sectPr>
       <w:headerReference w:type="default" r:id="rId20"/>
@@ -1272,6 +1397,7 @@
   <w:style w:type="paragraph" w:default="1" w:styleId="Normal">
     <w:name w:val="Normal"/>
     <w:qFormat/>
+    <w:rsid w:val="005C46A5"/>
   </w:style>
   <w:style w:type="character" w:default="1" w:styleId="DefaultParagraphFont">
     <w:name w:val="Default Paragraph Font"/>
